--- a/docs/word/Codex開発プロンプト集.docx
+++ b/docs/word/Codex開発プロンプト集.docx
@@ -3256,7 +3256,7 @@
           <w:rFonts w:ascii="Yu Gothic" w:hAnsi="Yu Gothic" w:eastAsia="游ゴシック"/>
           <w:b w:val="0"/>
         </w:rPr>
-        <w:t>1. 「マスキング設定」で「株式会社みなと精機」「みなと精機」（会社名）、「佐伯」「大西」「高野」（人名）を登録</w:t>
+        <w:t>1. 「マスキング設定」で「みらい商事株式会社」「みらい商事」（会社名）、「佐伯」「大西」「高野」（人名）を登録</w:t>
       </w:r>
     </w:p>
     <w:p>
@@ -3320,7 +3320,7 @@
           <w:rFonts w:ascii="Yu Gothic" w:hAnsi="Yu Gothic" w:eastAsia="游ゴシック"/>
           <w:b w:val="0"/>
         </w:rPr>
-        <w:t xml:space="preserve">5. 「群馬工場」は置き換わらない — </w:t>
+        <w:t xml:space="preserve">5. 「大阪支社統合」は置き換わらない — </w:t>
       </w:r>
       <w:r>
         <w:rPr>
@@ -3557,7 +3557,7 @@
           <w:rFonts w:ascii="Yu Gothic" w:hAnsi="Yu Gothic" w:eastAsia="游ゴシック"/>
           <w:b/>
         </w:rPr>
-        <w:t>不具合3-C：「みなと精機」を先に置き換えたため「株式会社[COMPANY_1]」が残る</w:t>
+        <w:t>不具合3-C：「みらい商事」を先に置き換えたため「[COMPANY_1]株式会社」が残る</w:t>
       </w:r>
     </w:p>
     <w:p>
@@ -3608,7 +3608,7 @@
           <w:rFonts w:ascii="Yu Gothic" w:hAnsi="Yu Gothic" w:eastAsia="游ゴシック"/>
           <w:b w:val="0"/>
         </w:rPr>
-        <w:t>☐ 「マスキングは万能ではない（群馬工場）」ことを確認した</w:t>
+        <w:t>☐ 「マスキングは万能ではない（大阪支社統合）」ことを確認した</w:t>
       </w:r>
     </w:p>
     <w:p>
@@ -3872,7 +3872,7 @@
           <w:rFonts w:ascii="Yu Gothic" w:hAnsi="Yu Gothic" w:eastAsia="游ゴシック"/>
           <w:b/>
         </w:rPr>
-        <w:t>顧客向けメールに「予算を超えたら来期」「他社と比較検討」などの内部事情が入っていないか</w:t>
+        <w:t>顧客向けメールに「決裁者が未特定」「他社と比較検討」などの内部事情が入っていないか</w:t>
       </w:r>
       <w:r>
         <w:rPr>
@@ -3988,7 +3988,7 @@
                 <w:rFonts w:ascii="Consolas" w:hAnsi="Consolas" w:eastAsia="游ゴシック"/>
                 <w:sz w:val="18"/>
               </w:rPr>
-              <w:t>【症状】宛先「顧客」のメールに「予算を超える場合は来期予算に回す」「他社と比較検討中」という内部事情が書かれていました。</w:t>
+              <w:t>【症状】宛先「顧客」のメールに「決裁者がまだ決まっていない」「他社と比較検討中」という、先方の社内事情が書かれていました。CC の相手に見せるべきではありません。</w:t>
               <w:br/>
             </w:r>
             <w:r>

--- a/docs/word/Codex開発プロンプト集.docx
+++ b/docs/word/Codex開発プロンプト集.docx
@@ -607,7 +607,7 @@
                 <w:b w:val="0"/>
                 <w:sz w:val="19"/>
               </w:rPr>
-              <w:t>期限が「来週金曜」のまま並ぶ／基準日がずれる／再生成で重複</w:t>
+              <w:t>期限が「今週金曜」のまま並ぶ／基準日がずれる／再生成で重複</w:t>
             </w:r>
           </w:p>
         </w:tc>
@@ -3256,7 +3256,7 @@
           <w:rFonts w:ascii="Yu Gothic" w:hAnsi="Yu Gothic" w:eastAsia="游ゴシック"/>
           <w:b w:val="0"/>
         </w:rPr>
-        <w:t>1. 「マスキング設定」で「みらい商事株式会社」「みらい商事」（会社名）、「佐伯」「大西」「高野」（人名）を登録</w:t>
+        <w:t>1. 「マスキング設定」で「みらい商事株式会社」「みらい商事」（会社名）、「佐藤美和」「佐藤」「田中淳」「田中」（人名）を登録</w:t>
       </w:r>
     </w:p>
     <w:p>
@@ -3320,7 +3320,7 @@
           <w:rFonts w:ascii="Yu Gothic" w:hAnsi="Yu Gothic" w:eastAsia="游ゴシック"/>
           <w:b w:val="0"/>
         </w:rPr>
-        <w:t xml:space="preserve">5. 「大阪支社統合」は置き換わらない — </w:t>
+        <w:t xml:space="preserve">5. 「組織再編」は置き換わらない — </w:t>
       </w:r>
       <w:r>
         <w:rPr>
@@ -3557,7 +3557,7 @@
           <w:rFonts w:ascii="Yu Gothic" w:hAnsi="Yu Gothic" w:eastAsia="游ゴシック"/>
           <w:b/>
         </w:rPr>
-        <w:t>不具合3-C：「みらい商事」を先に置き換えたため「[COMPANY_1]株式会社」が残る</w:t>
+        <w:t>不具合3-C：「みらい商事」を先に置き換えたため「[COMPANY_1]株式会社」が残る／「佐藤」だけ置き換わり「[PERSON_1]美和」になる</w:t>
       </w:r>
     </w:p>
     <w:p>
@@ -3569,7 +3569,19 @@
           <w:rFonts w:ascii="Yu Gothic" w:hAnsi="Yu Gothic" w:eastAsia="游ゴシック"/>
           <w:b w:val="0"/>
         </w:rPr>
-        <w:t>修正の方向：長い語句から順に置き換えるよう依頼する</w:t>
+        <w:t>修正の方向：長い語句から順に置き換えるよう依頼する。氏名は「佐藤美和」と「佐藤」の両方を登録する</w:t>
+      </w:r>
+    </w:p>
+    <w:p>
+      <w:pPr>
+        <w:pStyle w:val="ListBullet"/>
+      </w:pPr>
+      <w:r>
+        <w:rPr>
+          <w:rFonts w:ascii="Yu Gothic" w:hAnsi="Yu Gothic" w:eastAsia="游ゴシック"/>
+          <w:b w:val="0"/>
+        </w:rPr>
+        <w:t>自動文字起こしの話者は「話者A／B／C」なので、話者ラベル自体は個人情報ではないが、自己紹介の発言に氏名が出てくる点に注意</w:t>
       </w:r>
     </w:p>
     <w:p>
@@ -3608,7 +3620,7 @@
           <w:rFonts w:ascii="Yu Gothic" w:hAnsi="Yu Gothic" w:eastAsia="游ゴシック"/>
           <w:b w:val="0"/>
         </w:rPr>
-        <w:t>☐ 「マスキングは万能ではない（大阪支社統合）」ことを確認した</w:t>
+        <w:t>☐ 「マスキングは万能ではない（組織再編）」ことを確認した</w:t>
       </w:r>
     </w:p>
     <w:p>
@@ -3819,7 +3831,21 @@
           <w:rFonts w:ascii="Yu Gothic" w:hAnsi="Yu Gothic" w:eastAsia="游ゴシック"/>
           <w:b w:val="0"/>
         </w:rPr>
-        <w:t>1. 議事録に「高野」「佐伯」などの名前が表示されるか</w:t>
+        <w:t>1. 議事録に「佐藤」「田中」などの名前が表示されるか（</w:t>
+      </w:r>
+      <w:r>
+        <w:rPr>
+          <w:rFonts w:ascii="Consolas" w:hAnsi="Consolas" w:eastAsia="游ゴシック"/>
+          <w:b w:val="0"/>
+        </w:rPr>
+        <w:t>[PERSON_1]</w:t>
+      </w:r>
+      <w:r>
+        <w:rPr>
+          <w:rFonts w:ascii="Yu Gothic" w:hAnsi="Yu Gothic" w:eastAsia="游ゴシック"/>
+          <w:b w:val="0"/>
+        </w:rPr>
+        <w:t xml:space="preserve"> のままになっていないか）</w:t>
       </w:r>
     </w:p>
     <w:p>
@@ -3872,7 +3898,7 @@
           <w:rFonts w:ascii="Yu Gothic" w:hAnsi="Yu Gothic" w:eastAsia="游ゴシック"/>
           <w:b/>
         </w:rPr>
-        <w:t>顧客向けメールに「決裁者が未特定」「他社と比較検討」などの内部事情が入っていないか</w:t>
+        <w:t>顧客向けメールで、未確定事項（Copilot の利用可否・フォロー担当・予算承認）が確定したように書かれていないか</w:t>
       </w:r>
       <w:r>
         <w:rPr>
@@ -3988,7 +4014,7 @@
                 <w:rFonts w:ascii="Consolas" w:hAnsi="Consolas" w:eastAsia="游ゴシック"/>
                 <w:sz w:val="18"/>
               </w:rPr>
-              <w:t>【症状】宛先「顧客」のメールに「決裁者がまだ決まっていない」「他社と比較検討中」という、先方の社内事情が書かれていました。CC の相手に見せるべきではありません。</w:t>
+              <w:t>【症状】宛先「顧客」のメールに「Copilot の利用可否は情報システム部門が来週までに確認」と書かれていました。商談では担当・期限は未定です。</w:t>
               <w:br/>
             </w:r>
             <w:r>
@@ -3996,7 +4022,7 @@
                 <w:rFonts w:ascii="Consolas" w:hAnsi="Consolas" w:eastAsia="游ゴシック"/>
                 <w:sz w:val="18"/>
               </w:rPr>
-              <w:t>【期待する動作】顧客向けメールには、予算の内部事情・競合との比較・社内の相談事項を書かない。</w:t>
+              <w:t>【期待する動作】議事録で未確定の事項は、メールでも未確定として書く。担当・期限を推測で補わない。自社の社内事情・社内の相談事項も書かない。</w:t>
               <w:br/>
             </w:r>
             <w:r>
@@ -4319,7 +4345,7 @@
                 <w:b w:val="0"/>
                 <w:sz w:val="19"/>
               </w:rPr>
-              <w:t>来週金曜までに</w:t>
+              <w:t>今週金曜までに</w:t>
             </w:r>
           </w:p>
         </w:tc>
@@ -4335,7 +4361,41 @@
                 <w:b w:val="0"/>
                 <w:sz w:val="19"/>
               </w:rPr>
-              <w:t>2026/10/16（金）</w:t>
+              <w:t>2026/10/09（金）</w:t>
+            </w:r>
+          </w:p>
+        </w:tc>
+      </w:tr>
+      <w:tr>
+        <w:tc>
+          <w:tcPr>
+            <w:tcW w:type="dxa" w:w="4819"/>
+          </w:tcPr>
+          <w:p>
+            <w:r/>
+            <w:r>
+              <w:rPr>
+                <w:rFonts w:ascii="Yu Gothic" w:hAnsi="Yu Gothic" w:eastAsia="游ゴシック"/>
+                <w:b w:val="0"/>
+                <w:sz w:val="19"/>
+              </w:rPr>
+              <w:t>来週月曜までに</w:t>
+            </w:r>
+          </w:p>
+        </w:tc>
+        <w:tc>
+          <w:tcPr>
+            <w:tcW w:type="dxa" w:w="4819"/>
+          </w:tcPr>
+          <w:p>
+            <w:r/>
+            <w:r>
+              <w:rPr>
+                <w:rFonts w:ascii="Yu Gothic" w:hAnsi="Yu Gothic" w:eastAsia="游ゴシック"/>
+                <w:b w:val="0"/>
+                <w:sz w:val="19"/>
+              </w:rPr>
+              <w:t>2026/10/12（月）</w:t>
             </w:r>
           </w:p>
         </w:tc>
@@ -4370,40 +4430,6 @@
                 <w:sz w:val="19"/>
               </w:rPr>
               <w:t>2026/10/13（火）</w:t>
-            </w:r>
-          </w:p>
-        </w:tc>
-      </w:tr>
-      <w:tr>
-        <w:tc>
-          <w:tcPr>
-            <w:tcW w:type="dxa" w:w="4819"/>
-          </w:tcPr>
-          <w:p>
-            <w:r/>
-            <w:r>
-              <w:rPr>
-                <w:rFonts w:ascii="Yu Gothic" w:hAnsi="Yu Gothic" w:eastAsia="游ゴシック"/>
-                <w:b w:val="0"/>
-                <w:sz w:val="19"/>
-              </w:rPr>
-              <w:t>再来週の月曜に</w:t>
-            </w:r>
-          </w:p>
-        </w:tc>
-        <w:tc>
-          <w:tcPr>
-            <w:tcW w:type="dxa" w:w="4819"/>
-          </w:tcPr>
-          <w:p>
-            <w:r/>
-            <w:r>
-              <w:rPr>
-                <w:rFonts w:ascii="Yu Gothic" w:hAnsi="Yu Gothic" w:eastAsia="游ゴシック"/>
-                <w:b w:val="0"/>
-                <w:sz w:val="19"/>
-              </w:rPr>
-              <w:t>2026/10/19（月）</w:t>
             </w:r>
           </w:p>
         </w:tc>
@@ -4560,7 +4586,7 @@
           <w:rFonts w:ascii="Yu Gothic" w:hAnsi="Yu Gothic" w:eastAsia="游ゴシック"/>
           <w:b w:val="0"/>
         </w:rPr>
-        <w:t>3. サイドバーの「今日の日付」を 2026-10-14 にすると、10/13 期限のものが期限切れになるか</w:t>
+        <w:t>3. サイドバーの「今日の日付」を 2026-10-14 にすると、10/9・10/12・10/13 期限のものが期限切れになるか</w:t>
       </w:r>
     </w:p>
     <w:p>
@@ -4604,7 +4630,7 @@
           <w:rFonts w:ascii="Yu Gothic" w:hAnsi="Yu Gothic" w:eastAsia="游ゴシック"/>
           <w:b/>
         </w:rPr>
-        <w:t>不具合5-A：期限が「来週金曜」のまま保存され、並び順がおかしい／期限切れの判定でエラー</w:t>
+        <w:t>不具合5-A：期限が「今週金曜」のまま保存され、並び順がおかしい／期限切れの判定でエラー</w:t>
       </w:r>
     </w:p>
     <w:tbl>
@@ -4628,7 +4654,7 @@
                 <w:rFonts w:ascii="Consolas" w:hAnsi="Consolas" w:eastAsia="游ゴシック"/>
                 <w:sz w:val="18"/>
               </w:rPr>
-              <w:t>ValueError: Invalid isoformat string: '来週金曜'</w:t>
+              <w:t>ValueError: Invalid isoformat string: '今週金曜'</w:t>
             </w:r>
           </w:p>
         </w:tc>
@@ -4680,7 +4706,7 @@
                 <w:rFonts w:ascii="Consolas" w:hAnsi="Consolas" w:eastAsia="游ゴシック"/>
                 <w:sz w:val="18"/>
               </w:rPr>
-              <w:t>【症状】行動管理を開くと ValueError: Invalid isoformat string: '来週金曜' が表示されます。</w:t>
+              <w:t>【症状】行動管理を開くと ValueError: Invalid isoformat string: '今週金曜' が表示されます。</w:t>
               <w:br/>
             </w:r>
             <w:r>
@@ -4688,7 +4714,7 @@
                 <w:rFonts w:ascii="Consolas" w:hAnsi="Consolas" w:eastAsia="游ゴシック"/>
                 <w:sz w:val="18"/>
               </w:rPr>
-              <w:t>【期待する動作】「来週金曜」「来週火曜」「再来週の月曜」「明日」「10月15日」「1月15日」のような期限の表現を、</w:t>
+              <w:t>【期待する動作】「今週金曜」「来週月曜」「来週火曜」「明日」「10月15日」「1月15日」のような期限の表現を、</w:t>
               <w:br/>
             </w:r>
             <w:r>
